--- a/submission/D3_화면기획서.docx
+++ b/submission/D3_화면기획서.docx
@@ -219,7 +219,7 @@
                 <w:rFonts w:ascii="Apple SD Gothic Neo" w:hAnsi="Apple SD Gothic Neo" w:eastAsia="Apple SD Gothic Neo" w:cs="Apple SD Gothic Neo"/>
                 <w:sz w:val="18"/>
               </w:rPr>
-              <w:t>1afdd16 (main)</w:t>
+              <w:t>ab71e2b (main)</w:t>
             </w:r>
           </w:p>
         </w:tc>
@@ -1207,7 +1207,7 @@
           <w:rFonts w:ascii="Apple SD Gothic Neo" w:hAnsi="Apple SD Gothic Neo" w:eastAsia="Apple SD Gothic Neo" w:cs="Apple SD Gothic Neo"/>
           <w:sz w:val="21"/>
         </w:rPr>
-        <w:t>행동 영역: Ready, Run, Submit, 공격·방어·반사 상태를 제공한다. Submit은 현재 매치를 종료하지 않으며 Judge 증거를 기록한다.</w:t>
+        <w:t>행동 영역: Ready, Run, Submit, 공격·방어·반사 상태를 제공한다. ACCEPTED Submit은 해당 플레이어의 제출을 잠근다.</w:t>
       </w:r>
     </w:p>
     <w:p>
@@ -1220,7 +1220,7 @@
           <w:rFonts w:ascii="Apple SD Gothic Neo" w:hAnsi="Apple SD Gothic Neo" w:eastAsia="Apple SD Gothic Neo" w:cs="Apple SD Gothic Neo"/>
           <w:sz w:val="21"/>
         </w:rPr>
-        <w:t>종료: 서버 타이머가 만료된 후 결과 계산 단계로 이동한다. 재접속, 항복, 플랫폼 장애는 별도 상태로 안내한다.</w:t>
+        <w:t>종료: 양쪽 ACCEPTED면 즉시 JUDGING으로 전환하고, 그렇지 않으면 서버 타이머가 만료된 후 결과 계산 단계로 이동한다. 재접속, 항복, 플랫폼 장애는 별도 상태로 안내한다.</w:t>
       </w:r>
     </w:p>
     <w:p>

--- a/submission/D3_화면기획서.docx
+++ b/submission/D3_화면기획서.docx
@@ -219,7 +219,7 @@
                 <w:rFonts w:ascii="Apple SD Gothic Neo" w:hAnsi="Apple SD Gothic Neo" w:eastAsia="Apple SD Gothic Neo" w:cs="Apple SD Gothic Neo"/>
                 <w:sz w:val="18"/>
               </w:rPr>
-              <w:t>ab71e2b (main)</w:t>
+              <w:t>c738cd8 (main)</w:t>
             </w:r>
           </w:p>
         </w:tc>
